--- a/docs/manuals/02-心情日历-概要设计说明书.docx
+++ b/docs/manuals/02-心情日历-概要设计说明书.docx
@@ -244,7 +244,7 @@
                 <w:color w:val="000000"/>
                 <w:sz w:val="20"/>
               </w:rPr>
-              <w:t>仓库基线 21c7fc9  功能代码基线 cb6e6b9</w:t>
+              <w:t>仓库与功能代码基线 160f96e</w:t>
             </w:r>
           </w:p>
         </w:tc>
@@ -305,7 +305,7 @@
                 <w:color w:val="000000"/>
                 <w:sz w:val="20"/>
               </w:rPr>
-              <w:t>2026年9月18日</w:t>
+              <w:t>2026年9月20日</w:t>
             </w:r>
           </w:p>
         </w:tc>
@@ -2729,7 +2729,7 @@
           <w:color w:val="000000"/>
           <w:sz w:val="22"/>
         </w:rPr>
-        <w:t>验证依据：docs/testing/ 下的 2026-09-18-功能测试报告.md 与 2026-09-18-UI优化验收.md。结果对应既有测试基线。</w:t>
+        <w:t>本次同步未改变分层和数据架构。界面层新增统一主题、最大内容宽度和可滚动布局约束；教师退出审核由TeacherWorkbenchRoute统一呈现，不再保留独立切换页面。验证依据：docs/testing/ 下的 2026-09-18-功能测试报告.md、2026-09-18-UI优化验收.md 和 2026-09-19-界面适配与入口整合报告.md。各报告对应当次测试边界；最新代码以 160f96e 为准。</w:t>
       </w:r>
     </w:p>
     <w:sectPr>

--- a/docs/manuals/02-心情日历-概要设计说明书.docx
+++ b/docs/manuals/02-心情日历-概要设计说明书.docx
@@ -232,19 +232,8 @@
             </w:tcMar>
           </w:tcPr>
           <w:p>
-            <w:pPr>
-              <w:keepNext w:val="0"/>
-              <w:spacing w:after="0" w:line="252" w:lineRule="auto"/>
-            </w:pPr>
             <w:r>
-              <w:rPr>
-                <w:rFonts w:ascii="Calibri" w:hAnsi="Calibri" w:eastAsia="微软雅黑"/>
-                <w:b w:val="0"/>
-                <w:i w:val="0"/>
-                <w:color w:val="000000"/>
-                <w:sz w:val="20"/>
-              </w:rPr>
-              <w:t>仓库与功能代码基线 160f96e</w:t>
+              <w:t>仓库与功能代码基线 698d6fe</w:t>
             </w:r>
           </w:p>
         </w:tc>
@@ -293,19 +282,8 @@
             </w:tcMar>
           </w:tcPr>
           <w:p>
-            <w:pPr>
-              <w:keepNext w:val="0"/>
-              <w:spacing w:after="0" w:line="252" w:lineRule="auto"/>
-            </w:pPr>
             <w:r>
-              <w:rPr>
-                <w:rFonts w:ascii="Calibri" w:hAnsi="Calibri" w:eastAsia="微软雅黑"/>
-                <w:b w:val="0"/>
-                <w:i w:val="0"/>
-                <w:color w:val="000000"/>
-                <w:sz w:val="20"/>
-              </w:rPr>
-              <w:t>2026年9月20日</w:t>
+              <w:t>2026年9月22日</w:t>
             </w:r>
           </w:p>
         </w:tc>
@@ -542,14 +520,7 @@
         <w:spacing w:after="20" w:line="252" w:lineRule="auto"/>
       </w:pPr>
       <w:r>
-        <w:rPr>
-          <w:rFonts w:ascii="Calibri" w:hAnsi="Calibri" w:eastAsia="微软雅黑"/>
-          <w:b w:val="0"/>
-          <w:i w:val="0"/>
-          <w:color w:val="000000"/>
-          <w:sz w:val="22"/>
-        </w:rPr>
-        <w:t>4 部署和扩展设计</w:t>
+        <w:t>4 部署和扩展设计    5 本轮设计增量</w:t>
       </w:r>
     </w:p>
     <w:p>
@@ -2732,6 +2703,41 @@
         <w:t>本次同步未改变分层和数据架构。界面层新增统一主题、最大内容宽度和可滚动布局约束；教师退出审核由TeacherWorkbenchRoute统一呈现，不再保留独立切换页面。验证依据：docs/testing/ 下的 2026-09-18-功能测试报告.md、2026-09-18-UI优化验收.md 和 2026-09-19-界面适配与入口整合报告.md。各报告对应当次测试边界；最新代码以 160f96e 为准。</w:t>
       </w:r>
     </w:p>
+    <w:p>
+      <w:pPr>
+        <w:pStyle w:val="Heading1"/>
+      </w:pPr>
+      <w:r>
+        <w:rPr>
+          <w:color w:val="000000"/>
+        </w:rPr>
+        <w:t>5 本轮设计增量</w:t>
+      </w:r>
+    </w:p>
+    <w:p>
+      <w:pPr>
+        <w:spacing w:after="120"/>
+      </w:pPr>
+      <w:r>
+        <w:t>界面层增加ui analysis包，由纯函数按日期聚合MoodRecord，输出记录天数、主导情绪、折线点、周月摘要、变化提醒和反思问题。AnalysisScreen只负责展示，并从当前学生AssessmentRepository读取量表历史。该结构把可测试的计算规则与Compose绘制分离。</w:t>
+      </w:r>
+    </w:p>
+    <w:p>
+      <w:pPr>
+        <w:spacing w:after="120"/>
+      </w:pPr>
+      <w:r>
+        <w:t>MoodViewModel新增todayRecords流，首页持续订阅当天记录；日期详情继续使用selectedDateRecords。纪念日更新沿用Room主键替换，并保留原创建时间。AA演示状态只在界面内存中构造，不进入FollowUpRepository。</w:t>
+      </w:r>
+    </w:p>
+    <w:p>
+      <w:pPr>
+        <w:spacing w:after="120"/>
+      </w:pPr>
+      <w:r>
+        <w:t>本轮不修改数据库版本、表结构和权限模型。量表历史仍从本人仓库读取，教师端不获得答案、日记或原始生理数据。</w:t>
+      </w:r>
+    </w:p>
     <w:sectPr>
       <w:footerReference w:type="default" r:id="rId9"/>
       <w:pgSz w:w="12240" w:h="15840"/>

--- a/docs/manuals/02-心情日历-概要设计说明书.docx
+++ b/docs/manuals/02-心情日历-概要设计说明书.docx
@@ -2738,6 +2738,29 @@
         <w:t>本轮不修改数据库版本、表结构和权限模型。量表历史仍从本人仓库读取，教师端不获得答案、日记或原始生理数据。</w:t>
       </w:r>
     </w:p>
+    <w:p>
+      <w:r>
+        <w:br w:type="page"/>
+      </w:r>
+    </w:p>
+    <w:p>
+      <w:pPr>
+        <w:pStyle w:val="Heading1"/>
+      </w:pPr>
+      <w:r>
+        <w:t>6 深度洞察架构补充</w:t>
+      </w:r>
+    </w:p>
+    <w:p>
+      <w:r>
+        <w:t>ui analysis中的MoodInsights负责纯计算：按日期聚合情绪指数，计算连续记录、离散程度、高低点和常用记录时段，并生成不涉及日记正文的反思问题。AnalysisScreen负责三个标签、横滑卡片、底部反思面板和导航回调。</w:t>
+      </w:r>
+    </w:p>
+    <w:p>
+      <w:r>
+        <w:t>深度洞察通过onDayHistory进入现有日期详情，通过onNewEntry进入现有编辑器，通过onAssessment进入量表模块。该设计复用当前导航与Room数据，不引入新的敏感字段、数据库版本或教师端读取权限。旧关键词疾病推断器已移除。</w:t>
+      </w:r>
+    </w:p>
     <w:sectPr>
       <w:footerReference w:type="default" r:id="rId9"/>
       <w:pgSz w:w="12240" w:h="15840"/>

--- a/docs/manuals/02-心情日历-概要设计说明书.docx
+++ b/docs/manuals/02-心情日历-概要设计说明书.docx
@@ -2761,6 +2761,34 @@
         <w:t>深度洞察通过onDayHistory进入现有日期详情，通过onNewEntry进入现有编辑器，通过onAssessment进入量表模块。该设计复用当前导航与Room数据，不引入新的敏感字段、数据库版本或教师端读取权限。旧关键词疾病推断器已移除。</w:t>
       </w:r>
     </w:p>
+    <w:p>
+      <w:r>
+        <w:br w:type="page"/>
+      </w:r>
+    </w:p>
+    <w:p>
+      <w:pPr>
+        <w:pStyle w:val="Heading1"/>
+      </w:pPr>
+      <w:r>
+        <w:t>7 双应用外壳与角色路由</w:t>
+      </w:r>
+    </w:p>
+    <w:p>
+      <w:r>
+        <w:t>根导航以独立入口为起点。landingForRole把已验证的STUDENT映射到学生外壳，把TEACHER映射到教师外壳，拒绝SYSTEM进入交互界面。当前演示入口注入固定身份；正式认证适配器可复用同一映射。</w:t>
+      </w:r>
+    </w:p>
+    <w:p>
+      <w:r>
+        <w:t>学生外壳由四项底部导航组成，日历详情、编辑器、量表、健康授权和设置通过学生外壳的回调进入。教师外壳只包含TeacherWorkbenchRoute和教师账号页，不复用学生底部导航。退出演示身份返回独立入口，不在日常页面直接切换角色。</w:t>
+      </w:r>
+    </w:p>
+    <w:p>
+      <w:r>
+        <w:t>数据访问继续由SessionProvider、AccessPolicy和Room仓库共同控制。学生仓库校验本人归属，教师仓库校验ActorRole.TEACHER和责任教师分配，内部管理仓库要求SYSTEM角色；界面可见性不替代这些校验。</w:t>
+      </w:r>
+    </w:p>
     <w:sectPr>
       <w:footerReference w:type="default" r:id="rId9"/>
       <w:pgSz w:w="12240" w:h="15840"/>
